--- a/51IP Injenerija prykladnyh zastosunkiv/1/IP_KNT-122_Onyshchenko_19_PR1.docx
+++ b/51IP Injenerija prykladnyh zastosunkiv/1/IP_KNT-122_Onyshchenko_19_PR1.docx
@@ -2652,126 +2652,6 @@
       </w:pPr>
       <w:r>
         <w:rPr/>
-      </w:r>
-    </w:p>
-    <w:p>
-      <w:pPr>
-        <w:pStyle w:val="H2"/>
-        <w:rPr>
-          <w:b w:val="false"/>
-          <w:bCs w:val="false"/>
-          <w:i/>
-          <w:iCs/>
-        </w:rPr>
-      </w:pPr>
-      <w:r>
-        <w:rPr>
-          <w:b w:val="false"/>
-          <w:bCs w:val="false"/>
-          <w:i/>
-          <w:iCs/>
-        </w:rPr>
-        <w:t>Що означають дані в таблиці?</w:t>
-      </w:r>
-    </w:p>
-    <w:p>
-      <w:pPr>
-        <w:pStyle w:val="H2"/>
-        <w:rPr>
-          <w:b w:val="false"/>
-          <w:bCs w:val="false"/>
-          <w:i/>
-          <w:iCs/>
-        </w:rPr>
-      </w:pPr>
-      <w:r>
-        <w:rPr>
-          <w:b w:val="false"/>
-          <w:bCs w:val="false"/>
-          <w:i/>
-          <w:iCs/>
-        </w:rPr>
-        <w:t xml:space="preserve">В чому суть роботи </w:t>
-      </w:r>
-      <w:r>
-        <w:rPr>
-          <w:b w:val="false"/>
-          <w:bCs w:val="false"/>
-          <w:i/>
-          <w:iCs/>
-          <w:lang w:val="en-US"/>
-        </w:rPr>
-        <w:t xml:space="preserve">ARIMA (SARIMAX, </w:t>
-      </w:r>
-      <w:r>
-        <w:rPr>
-          <w:b w:val="false"/>
-          <w:bCs w:val="false"/>
-          <w:i/>
-          <w:iCs/>
-          <w:lang w:val="uk-UA"/>
-        </w:rPr>
-        <w:t>як в програмі</w:t>
-      </w:r>
-      <w:r>
-        <w:rPr>
-          <w:b w:val="false"/>
-          <w:bCs w:val="false"/>
-          <w:i/>
-          <w:iCs/>
-          <w:lang w:val="en-US"/>
-        </w:rPr>
-        <w:t>)?</w:t>
-      </w:r>
-    </w:p>
-    <w:p>
-      <w:pPr>
-        <w:pStyle w:val="H2"/>
-        <w:rPr>
-          <w:b w:val="false"/>
-          <w:bCs w:val="false"/>
-          <w:i/>
-          <w:iCs/>
-        </w:rPr>
-      </w:pPr>
-      <w:r>
-        <w:rPr>
-          <w:b w:val="false"/>
-          <w:bCs w:val="false"/>
-          <w:i/>
-          <w:iCs/>
-        </w:rPr>
-        <w:t xml:space="preserve">В чому суть роботи </w:t>
-      </w:r>
-      <w:r>
-        <w:rPr>
-          <w:b w:val="false"/>
-          <w:bCs w:val="false"/>
-          <w:i/>
-          <w:iCs/>
-          <w:lang w:val="en-US"/>
-        </w:rPr>
-        <w:t>ETS?</w:t>
-      </w:r>
-    </w:p>
-    <w:p>
-      <w:pPr>
-        <w:pStyle w:val="H2"/>
-        <w:rPr>
-          <w:b w:val="false"/>
-          <w:bCs w:val="false"/>
-          <w:i/>
-          <w:iCs/>
-        </w:rPr>
-      </w:pPr>
-      <w:r>
-        <w:rPr>
-          <w:b w:val="false"/>
-          <w:bCs w:val="false"/>
-          <w:i/>
-          <w:iCs/>
-        </w:rPr>
-        <w:t>Чим вони відрізняються?</w:t>
       </w:r>
     </w:p>
     <w:p>

--- a/51IP Injenerija prykladnyh zastosunkiv/1/IP_KNT-122_Onyshchenko_19_PR1.docx
+++ b/51IP Injenerija prykladnyh zastosunkiv/1/IP_KNT-122_Onyshchenko_19_PR1.docx
@@ -315,6 +315,7 @@
       <w:r>
         <w:rPr/>
         <w:t xml:space="preserve">Викладач </w:t>
+        <w:tab/>
         <w:tab/>
         <w:tab/>
         <w:tab/>
@@ -1238,33 +1239,17 @@
       </w:pPr>
       <w:r>
         <w:rPr/>
-        <w:t>train = df[:-</w:t>
-      </w:r>
-      <w:r>
-        <w:rPr/>
-        <w:t>24</w:t>
-      </w:r>
-      <w:r>
-        <w:rPr/>
-        <w:t>]</w:t>
-      </w:r>
-    </w:p>
-    <w:p>
-      <w:pPr>
-        <w:pStyle w:val="Code"/>
-        <w:rPr/>
-      </w:pPr>
-      <w:r>
-        <w:rPr/>
-        <w:t>test = df[-</w:t>
-      </w:r>
-      <w:r>
-        <w:rPr/>
-        <w:t>24</w:t>
-      </w:r>
-      <w:r>
-        <w:rPr/>
-        <w:t>:]</w:t>
+        <w:t>train = df[:-24]</w:t>
+      </w:r>
+    </w:p>
+    <w:p>
+      <w:pPr>
+        <w:pStyle w:val="Code"/>
+        <w:rPr/>
+      </w:pPr>
+      <w:r>
+        <w:rPr/>
+        <w:t>test = df[-24:]</w:t>
       </w:r>
     </w:p>
     <w:p>
@@ -3120,6 +3105,222 @@
       <w:r>
         <w:rPr/>
         <w:t>- медицина.</w:t>
+      </w:r>
+    </w:p>
+    <w:p>
+      <w:pPr>
+        <w:pStyle w:val="P1"/>
+        <w:rPr/>
+      </w:pPr>
+      <w:r>
+        <w:rPr/>
+      </w:r>
+    </w:p>
+    <w:p>
+      <w:pPr>
+        <w:pStyle w:val="H2"/>
+        <w:rPr/>
+      </w:pPr>
+      <w:r>
+        <w:rPr/>
+        <w:t>Що таке прогнозування часових рядів?</w:t>
+      </w:r>
+    </w:p>
+    <w:p>
+      <w:pPr>
+        <w:pStyle w:val="P1"/>
+        <w:rPr/>
+      </w:pPr>
+      <w:r>
+        <w:rPr/>
+      </w:r>
+    </w:p>
+    <w:p>
+      <w:pPr>
+        <w:pStyle w:val="P1"/>
+        <w:rPr/>
+      </w:pPr>
+      <w:r>
+        <w:rPr/>
+        <w:t>Це спроба передбачити наступні значення часового ряду, маючи минулі.</w:t>
+      </w:r>
+    </w:p>
+    <w:p>
+      <w:pPr>
+        <w:pStyle w:val="P1"/>
+        <w:rPr/>
+      </w:pPr>
+      <w:r>
+        <w:rPr/>
+      </w:r>
+    </w:p>
+    <w:p>
+      <w:pPr>
+        <w:pStyle w:val="H2"/>
+        <w:rPr/>
+      </w:pPr>
+      <w:r>
+        <w:rPr/>
+        <w:t>З якою метою виконують попередню обробку даних до синтезу прогнозуючої моделі?</w:t>
+      </w:r>
+    </w:p>
+    <w:p>
+      <w:pPr>
+        <w:pStyle w:val="P1"/>
+        <w:rPr/>
+      </w:pPr>
+      <w:r>
+        <w:rPr/>
+      </w:r>
+    </w:p>
+    <w:p>
+      <w:pPr>
+        <w:pStyle w:val="P1"/>
+        <w:rPr/>
+      </w:pPr>
+      <w:r>
+        <w:rPr/>
+        <w:t>З метою покращення якості передбачень, бо якщо модель працює з ненормалізованими даними, її передбачення можуть бути менш точними.</w:t>
+      </w:r>
+    </w:p>
+    <w:p>
+      <w:pPr>
+        <w:pStyle w:val="P1"/>
+        <w:rPr/>
+      </w:pPr>
+      <w:r>
+        <w:rPr/>
+      </w:r>
+    </w:p>
+    <w:p>
+      <w:pPr>
+        <w:pStyle w:val="H2"/>
+        <w:rPr/>
+      </w:pPr>
+      <w:r>
+        <w:rPr/>
+        <w:t>Які фактори впливають на якість прогнозування часових рядів?</w:t>
+      </w:r>
+    </w:p>
+    <w:p>
+      <w:pPr>
+        <w:pStyle w:val="P1"/>
+        <w:rPr/>
+      </w:pPr>
+      <w:r>
+        <w:rPr/>
+      </w:r>
+    </w:p>
+    <w:p>
+      <w:pPr>
+        <w:pStyle w:val="P1"/>
+        <w:rPr/>
+      </w:pPr>
+      <w:r>
+        <w:rPr/>
+        <w:t>На якість прогнозування часових рядів впливає вибірка даних, їх цілісність та впорядкованість.</w:t>
+      </w:r>
+    </w:p>
+    <w:p>
+      <w:pPr>
+        <w:pStyle w:val="P1"/>
+        <w:rPr/>
+      </w:pPr>
+      <w:r>
+        <w:rPr/>
+      </w:r>
+    </w:p>
+    <w:p>
+      <w:pPr>
+        <w:pStyle w:val="H2"/>
+        <w:rPr/>
+      </w:pPr>
+      <w:r>
+        <w:rPr/>
+        <w:t>Що таке тренди?</w:t>
+      </w:r>
+    </w:p>
+    <w:p>
+      <w:pPr>
+        <w:pStyle w:val="P1"/>
+        <w:rPr/>
+      </w:pPr>
+      <w:r>
+        <w:rPr/>
+      </w:r>
+    </w:p>
+    <w:p>
+      <w:pPr>
+        <w:pStyle w:val="P1"/>
+        <w:rPr/>
+      </w:pPr>
+      <w:r>
+        <w:rPr/>
+        <w:t>Це загальний напрямок, куди рухається часовий ряд.</w:t>
+      </w:r>
+    </w:p>
+    <w:p>
+      <w:pPr>
+        <w:pStyle w:val="P1"/>
+        <w:rPr/>
+      </w:pPr>
+      <w:r>
+        <w:rPr/>
+      </w:r>
+    </w:p>
+    <w:p>
+      <w:pPr>
+        <w:pStyle w:val="H2"/>
+        <w:rPr/>
+      </w:pPr>
+      <w:r>
+        <w:rPr/>
+        <w:t>Які групи методів використовуються для прогнозування часових рядів?</w:t>
+      </w:r>
+    </w:p>
+    <w:p>
+      <w:pPr>
+        <w:pStyle w:val="P1"/>
+        <w:rPr/>
+      </w:pPr>
+      <w:r>
+        <w:rPr/>
+      </w:r>
+    </w:p>
+    <w:p>
+      <w:pPr>
+        <w:pStyle w:val="P1"/>
+        <w:rPr/>
+      </w:pPr>
+      <w:r>
+        <w:rPr/>
+        <w:t xml:space="preserve">Статистичні: </w:t>
+      </w:r>
+      <w:r>
+        <w:rPr>
+          <w:lang w:val="en-US"/>
+        </w:rPr>
+        <w:t>ARIMA, ETS.</w:t>
+      </w:r>
+    </w:p>
+    <w:p>
+      <w:pPr>
+        <w:pStyle w:val="P1"/>
+        <w:rPr>
+          <w:lang w:val="uk-UA"/>
+        </w:rPr>
+      </w:pPr>
+      <w:r>
+        <w:rPr>
+          <w:lang w:val="uk-UA"/>
+        </w:rPr>
+        <w:t xml:space="preserve">Нейромережеві: </w:t>
+      </w:r>
+      <w:r>
+        <w:rPr>
+          <w:lang w:val="en-US"/>
+        </w:rPr>
+        <w:t>LSTM.</w:t>
       </w:r>
     </w:p>
     <w:sectPr>
@@ -3920,8 +4121,8 @@
       <w:lang w:val="en-US" w:eastAsia="uk-UA"/>
     </w:rPr>
   </w:style>
-  <w:style w:type="character" w:styleId="user">
-    <w:name w:val="Символ нумерації (user)"/>
+  <w:style w:type="character" w:styleId="Style12">
+    <w:name w:val="Символ нумерації"/>
     <w:qFormat/>
     <w:rPr/>
   </w:style>
@@ -3932,7 +4133,7 @@
       <w:u w:val="single"/>
     </w:rPr>
   </w:style>
-  <w:style w:type="paragraph" w:styleId="Style12">
+  <w:style w:type="paragraph" w:styleId="Style13">
     <w:name w:val="Заголовок"/>
     <w:basedOn w:val="Normal"/>
     <w:next w:val="BodyText"/>
@@ -3942,7 +4143,7 @@
       <w:spacing w:before="240" w:after="120"/>
     </w:pPr>
     <w:rPr>
-      <w:rFonts w:ascii="Liberation Sans" w:hAnsi="Liberation Sans" w:eastAsia="Microsoft YaHei" w:cs="Arial Unicode MS"/>
+      <w:rFonts w:ascii="Liberation Sans" w:hAnsi="Liberation Sans" w:eastAsia="Microsoft YaHei" w:cs="Lucida Sans"/>
       <w:sz w:val="28"/>
       <w:szCs w:val="28"/>
     </w:rPr>
@@ -3979,8 +4180,34 @@
       <w:szCs w:val="24"/>
     </w:rPr>
   </w:style>
-  <w:style w:type="paragraph" w:styleId="Style13">
+  <w:style w:type="paragraph" w:styleId="Style14">
     <w:name w:val="Покажчик"/>
+    <w:basedOn w:val="Normal"/>
+    <w:qFormat/>
+    <w:pPr>
+      <w:suppressLineNumbers/>
+    </w:pPr>
+    <w:rPr>
+      <w:rFonts w:cs="Lucida Sans"/>
+    </w:rPr>
+  </w:style>
+  <w:style w:type="paragraph" w:styleId="user">
+    <w:name w:val="Заголовок (user)"/>
+    <w:basedOn w:val="Normal"/>
+    <w:next w:val="BodyText"/>
+    <w:qFormat/>
+    <w:pPr>
+      <w:keepNext w:val="true"/>
+      <w:spacing w:before="240" w:after="120"/>
+    </w:pPr>
+    <w:rPr>
+      <w:rFonts w:ascii="Liberation Sans" w:hAnsi="Liberation Sans" w:eastAsia="Microsoft YaHei" w:cs="Arial Unicode MS"/>
+      <w:sz w:val="28"/>
+      <w:szCs w:val="28"/>
+    </w:rPr>
+  </w:style>
+  <w:style w:type="paragraph" w:styleId="user1">
+    <w:name w:val="Покажчик (user)"/>
     <w:basedOn w:val="Normal"/>
     <w:qFormat/>
     <w:pPr>
@@ -3990,35 +4217,9 @@
       <w:rFonts w:cs="Arial Unicode MS"/>
     </w:rPr>
   </w:style>
-  <w:style w:type="paragraph" w:styleId="user1">
-    <w:name w:val="Заголовок (user)"/>
-    <w:basedOn w:val="Normal"/>
-    <w:next w:val="BodyText"/>
-    <w:qFormat/>
-    <w:pPr>
-      <w:keepNext w:val="true"/>
-      <w:spacing w:before="240" w:after="120"/>
-    </w:pPr>
-    <w:rPr>
-      <w:rFonts w:ascii="Liberation Sans" w:hAnsi="Liberation Sans" w:eastAsia="Microsoft YaHei" w:cs="Lucida Sans"/>
-      <w:sz w:val="28"/>
-      <w:szCs w:val="28"/>
-    </w:rPr>
-  </w:style>
-  <w:style w:type="paragraph" w:styleId="user2">
-    <w:name w:val="Покажчик (user)"/>
-    <w:basedOn w:val="Normal"/>
-    <w:qFormat/>
-    <w:pPr>
-      <w:suppressLineNumbers/>
-    </w:pPr>
-    <w:rPr>
-      <w:rFonts w:cs="Lucida Sans"/>
-    </w:rPr>
-  </w:style>
   <w:style w:type="paragraph" w:styleId="IndexHeading">
     <w:name w:val="index heading"/>
-    <w:basedOn w:val="Style12"/>
+    <w:basedOn w:val="user"/>
     <w:pPr/>
     <w:rPr/>
   </w:style>
@@ -4294,8 +4495,8 @@
     </w:pPr>
     <w:rPr/>
   </w:style>
-  <w:style w:type="paragraph" w:styleId="user3">
-    <w:name w:val="Верхній і нижній колонтитули (user)"/>
+  <w:style w:type="paragraph" w:styleId="Style15">
+    <w:name w:val="Верхній і нижній колонтитули"/>
     <w:basedOn w:val="Normal"/>
     <w:qFormat/>
     <w:pPr>
@@ -4308,8 +4509,8 @@
     </w:pPr>
     <w:rPr/>
   </w:style>
-  <w:style w:type="paragraph" w:styleId="Style14">
-    <w:name w:val="Верхній і нижній колонтитули"/>
+  <w:style w:type="paragraph" w:styleId="user2">
+    <w:name w:val="Верхній і нижній колонтитули (user)"/>
     <w:basedOn w:val="Normal"/>
     <w:qFormat/>
     <w:pPr/>
@@ -4317,14 +4518,14 @@
   </w:style>
   <w:style w:type="paragraph" w:styleId="Header">
     <w:name w:val="header"/>
-    <w:basedOn w:val="user3"/>
+    <w:basedOn w:val="Style15"/>
     <w:pPr>
       <w:suppressLineNumbers/>
     </w:pPr>
     <w:rPr/>
   </w:style>
-  <w:style w:type="numbering" w:styleId="Style15" w:default="1">
-    <w:name w:val="Без маркерів"/>
+  <w:style w:type="numbering" w:styleId="user3" w:default="1">
+    <w:name w:val="Без маркерів (user)"/>
     <w:uiPriority w:val="99"/>
     <w:semiHidden/>
     <w:unhideWhenUsed/>
